--- a/The Dolphins' View of History/chapters/20 - The Republic, With Exceptions - America, 1776-1865.docx
+++ b/The Dolphins' View of History/chapters/20 - The Republic, With Exceptions - America, 1776-1865.docx
@@ -9,6 +9,7 @@
         <w:jc w:val="center"/>
         <w:outlineLvl w:val="0"/>
       </w:pPr>
+      <w:bookmarkStart w:name="_Chapter042" w:id="1"/>
       <w:r>
         <w:rPr>
           <w:rFonts w:ascii="Amazon Ember" w:cs="Amazon Ember" w:eastAsia="Amazon Ember" w:hAnsi="Amazon Ember"/>
@@ -20,6 +21,7 @@
         </w:rPr>
         <w:t xml:space="preserve">1776–1865: The Republic, With Exceptions — America</w:t>
       </w:r>
+      <w:bookmarkEnd w:id="1"/>
     </w:p>
     <w:p>
       <w:pPr>
@@ -62,15 +64,15 @@
         <w:spacing w:after="200"/>
       </w:pPr>
       <w:r>
-        <w:t xml:space="preserve">Farther north, in 1620, a smaller and more religious company stepped off the Mayflower onto Wampanoag land and signed a compact about self-government among themselves. The compact did not mention the people whose coast it was. A generation later the friendship had curdled into King Philip's War, 1675 to 1676, one of the deadliest conflicts in the region's history measured by the share of the population killed. Towns burned. Native nations of southern New England were shattered, sold into slavery in the Caribbean, or pushed beyond the settlements. The Thanksgiving story taught to children later left most of this out. Dolphin historians put it back in.</w:t>
-      </w:r>
-    </w:p>
-    <w:p>
-      <w:pPr>
-        <w:spacing w:after="200"/>
-      </w:pPr>
-      <w:r>
-        <w:t xml:space="preserve">By the late 1600s the colonies had sorted themselves into an economy. New England shipped fish, timber, and rum. The middle colonies grew grain. The Chesapeake and the Carolinas grew tobacco, rice, and, later, indigo, on the backs of enslaved people whose numbers rose by importation and by birth. Bacon's Rebellion in Virginia in 1676, a fight between frontier settlers and a colonial governor that briefly united poor white men and enslaved Black men against the tidewater elite, frightened the men who owned the colony. The laws that followed drew a harder line between white servants and Black slaves. Dolphin historians read those statutes as a choice, not a custom that happened by itself. Racism, here, was also a labor policy.</w:t>
+        <w:t xml:space="preserve">Farther north, in 1620, a smaller and more religious company stepped off the Mayflower onto Wampanoag land and signed a compact about self-government among themselves. The compact did not mention the people whose coast it was. A generation later the friendship had curdled into King Philip’s War, 1675 to 1676, one of the deadliest conflicts in the region’s history measured by the share of the population killed. Towns burned. Native nations of southern New England were shattered, sold into slavery in the Caribbean, or pushed beyond the settlements. The Thanksgiving story taught to children later left most of this out. Dolphin historians put it back in.</w:t>
+      </w:r>
+    </w:p>
+    <w:p>
+      <w:pPr>
+        <w:spacing w:after="200"/>
+      </w:pPr>
+      <w:r>
+        <w:t xml:space="preserve">By the late 1600s the colonies had sorted themselves into an economy. New England shipped fish, timber, and rum. The middle colonies grew grain. The Chesapeake and the Carolinas grew tobacco, rice, and, later, indigo, on the backs of enslaved people whose numbers rose by importation and by birth. Bacon’s Rebellion in Virginia in 1676, a fight between frontier settlers and a colonial governor that briefly united poor white men and enslaved Black men against the tidewater elite, frightened the men who owned the colony. The laws that followed drew a harder line between white servants and Black slaves. Dolphin historians read those statutes as a choice, not a custom that happened by itself. Racism, here, was also a labor policy.</w:t>
       </w:r>
     </w:p>
     <w:p>
@@ -114,15 +116,15 @@
         <w:spacing w:after="200"/>
       </w:pPr>
       <w:r>
-        <w:t xml:space="preserve">The war itself was not a parade. Washington's army froze at Valley Forge in the winter of 1777. Soldiers went unpaid. Men deserted. A Prussian drillmaster, von Steuben, taught a ragged force how to march in a straight line, which turned out to matter. France, still angry about the previous war, joined after the American victory at Saratoga, and French money, French ships, and a French fleet off the Virginia capes made Yorktown possible in 1781. Dolphin historians, who watched that fleet from underneath, record that the republic was midwifed by a monarchy with a grudge. Independence, as a military fact, was a coalition.</w:t>
-      </w:r>
-    </w:p>
-    <w:p>
-      <w:pPr>
-        <w:spacing w:after="200"/>
-      </w:pPr>
-      <w:r>
-        <w:t xml:space="preserve">Not everyone in the coalition was a delegate. Thousands of enslaved people fled to British lines after the royal governor of Virginia offered freedom to those who would fight for the king. Some of them left with the evacuating fleet and built lives in Nova Scotia and Sierra Leone. Native nations, squeezed between a distant king and nearby settlers, mostly judged the settlers the greater danger and paid for that judgment when the settlers won. Women ran farms, followed camps, and, in Abigail Adams's well-known letter, asked their husbands to remember the ladies in the new laws. The husbands did not. Dolphin historians file the revolution under liberty, under interest, and under the people the liberty was not written for. All three folders are thick.</w:t>
+        <w:t xml:space="preserve">The war itself was not a parade. Washington’s army froze at Valley Forge in the winter of 1777. Soldiers went unpaid. Men deserted. A Prussian drillmaster, von Steuben, taught a ragged force how to march in a straight line, which turned out to matter. France, still angry about the previous war, joined after the American victory at Saratoga, and French money, French ships, and a French fleet off the Virginia capes made Yorktown possible in 1781. Dolphin historians, who watched that fleet from underneath, record that the republic was midwifed by a monarchy with a grudge. Independence, as a military fact, was a coalition.</w:t>
+      </w:r>
+    </w:p>
+    <w:p>
+      <w:pPr>
+        <w:spacing w:after="200"/>
+      </w:pPr>
+      <w:r>
+        <w:t xml:space="preserve">Not everyone in the coalition was a delegate. Thousands of enslaved people fled to British lines after the royal governor of Virginia offered freedom to those who would fight for the king. Some of them left with the evacuating fleet and built lives in Nova Scotia and Sierra Leone. Native nations, squeezed between a distant king and nearby settlers, mostly judged the settlers the greater danger and paid for that judgment when the settlers won. Women ran farms, followed camps, and, in Abigail Adams’s well-known letter, asked their husbands to remember the ladies in the new laws. The husbands did not. Dolphin historians file the revolution under liberty, under interest, and under the people the liberty was not written for. All three folders are thick.</w:t>
       </w:r>
     </w:p>
     <w:p>
@@ -150,7 +152,7 @@
         <w:spacing w:after="200"/>
       </w:pPr>
       <w:r>
-        <w:t xml:space="preserve">The first constitution, the Articles of Confederation, proved too weak to tax, too weak to pay the soldiers, and too weak to stop Massachusetts farmers, many of them veterans, from shutting courts in Shays's Rebellion in 1786. The men who had made the revolution decided the revolution's government needed replacing. They met in Philadelphia in the summer of 1787, in a room with the windows shut, and produced a machine: a House by population, a Senate by state, a president chosen by electors rather than by a crowd, a court appointed for life, and a division of powers meant to make haste difficult.</w:t>
+        <w:t xml:space="preserve">The first constitution, the Articles of Confederation, proved too weak to tax, too weak to pay the soldiers, and too weak to stop Massachusetts farmers, many of them veterans, from shutting courts in Shays’s Rebellion in 1786. The men who had made the revolution decided the revolution’s government needed replacing. They met in Philadelphia in the summer of 1787, in a room with the windows shut, and produced a machine: a House by population, a Senate by state, a president chosen by electors rather than by a crowd, a court appointed for life, and a division of powers meant to make haste difficult.</w:t>
       </w:r>
     </w:p>
     <w:p>
@@ -194,7 +196,7 @@
         <w:spacing w:after="200"/>
       </w:pPr>
       <w:r>
-        <w:t xml:space="preserve">George Washington took the chair, refused a crown, put down the Whiskey Rebellion when western farmers objected to a tax on their liquor, and then did the rarest thing in this book: he went home. Two terms, and out. Dolphin historians have watched a great many founders discover that the office suited them permanently. Washington's departure is on a short list.</w:t>
+        <w:t xml:space="preserve">George Washington took the chair, refused a crown, put down the Whiskey Rebellion when western farmers objected to a tax on their liquor, and then did the rarest thing in this book: he went home. Two terms, and out. Dolphin historians have watched a great many founders discover that the office suited them permanently. Washington’s departure is on a short list.</w:t>
       </w:r>
     </w:p>
     <w:p>
@@ -218,7 +220,7 @@
         <w:spacing w:after="200"/>
       </w:pPr>
       <w:r>
-        <w:t xml:space="preserve">Britain, still at war with France and still short of sailors, stopped American ships and took men off them. The United States declared war in 1812, invaded Canada without much success, and watched British troops burn the public buildings in Washington in 1814. A lawyer watching a fort hold out overnight wrote a poem that became the national anthem, a song about a flag that dolphin historians find long and, on the evidence of the war, a little ahead of the military situation. Andrew Jackson's victory at New Orleans in January 1815 was real and also late: the peace treaty had already been signed, and the news had not arrived. The country decided it had won anyway. Countries often do.</w:t>
+        <w:t xml:space="preserve">Britain, still at war with France and still short of sailors, stopped American ships and took men off them. The United States declared war in 1812, invaded Canada without much success, and watched British troops burn the public buildings in Washington in 1814. A lawyer watching a fort hold out overnight wrote a poem that became the national anthem, a song about a flag that dolphin historians find long and, on the evidence of the war, a little ahead of the military situation. Andrew Jackson’s victory at New Orleans in January 1815 was real and also late: the peace treaty had already been signed, and the news had not arrived. The country decided it had won anyway. Countries often do.</w:t>
       </w:r>
     </w:p>
     <w:p>
@@ -246,7 +248,7 @@
         <w:spacing w:after="200"/>
       </w:pPr>
       <w:r>
-        <w:t xml:space="preserve">Jackson's presidency made the democratic claim louder and the racial claim uglier at the same time. More white men could vote. The national bank was destroyed because Jackson said it served the rich, which it partly did. And when the Supreme Court, in Worcester v. Georgia, said the state could not simply seize Cherokee land, Jackson declined to enforce the decision. The Indian Removal Act had already passed. The Trail of Tears followed. Dolphin historians do not accept “the spirit of the age” as an alibi. The age had a court, and the president had a choice.</w:t>
+        <w:t xml:space="preserve">Jackson’s presidency made the democratic claim louder and the racial claim uglier at the same time. More white men could vote. The national bank was destroyed because Jackson said it served the rich, which it partly did. And when the Supreme Court, in Worcester v. Georgia, said the state could not simply seize Cherokee land, Jackson declined to enforce the decision. The Indian Removal Act had already passed. The Trail of Tears followed. Dolphin historians do not accept “the spirit of the age” as an alibi. The age had a court, and the president had a choice.</w:t>
       </w:r>
     </w:p>
     <w:p>
@@ -290,7 +292,7 @@
         <w:spacing w:after="200"/>
       </w:pPr>
       <w:r>
-        <w:t xml:space="preserve">The Compromise of 1850 tried another sedative. California would be free. The slave trade would end in the capital. And a harsher fugitive-slave law would require northerners to help capture people who had escaped. The law was obeyed often enough to horrify the people who had to watch it, and resisted often enough to horrify the people who had demanded it. Harriet Beecher Stowe's novel of 1852, whatever its sentimental machinery, put the institution in parlors that had preferred not to picture it. Dolphin historians do not usually credit novels with changing countries. They make an exception, cautiously, for this one.</w:t>
+        <w:t xml:space="preserve">The Compromise of 1850 tried another sedative. California would be free. The slave trade would end in the capital. And a harsher fugitive-slave law would require northerners to help capture people who had escaped. The law was obeyed often enough to horrify the people who had to watch it, and resisted often enough to horrify the people who had demanded it. Harriet Beecher Stowe’s novel of 1852, whatever its sentimental machinery, put the institution in parlors that had preferred not to picture it. Dolphin historians do not usually credit novels with changing countries. They make an exception, cautiously, for this one.</w:t>
       </w:r>
     </w:p>
     <w:p>
@@ -306,7 +308,7 @@
         <w:spacing w:after="200"/>
       </w:pPr>
       <w:r>
-        <w:t xml:space="preserve">John Brown, who had killed in Kansas, tried in 1859 to start an uprising at Harpers Ferry with a handful of men and a cache of arms. He was captured, tried, and hanged. Many in the South read him as the North's true intention. Many in the North, including people who thought his tactics were murder, found themselves treating the hanged man as a prophet. Dolphin historians observe that a country can pass the point of talking without passing a law that says so. Harpers Ferry was that point for a large number of people who had not yet admitted it.</w:t>
+        <w:t xml:space="preserve">John Brown, who had killed in Kansas, tried in 1859 to start an uprising at Harpers Ferry with a handful of men and a cache of arms. He was captured, tried, and hanged. Many in the South read him as the North’s true intention. Many in the North, including people who thought his tactics were murder, found themselves treating the hanged man as a prophet. Dolphin historians observe that a country can pass the point of talking without passing a law that says so. Harpers Ferry was that point for a large number of people who had not yet admitted it.</w:t>
       </w:r>
     </w:p>
     <w:p>
@@ -342,15 +344,15 @@
         <w:spacing w:after="200"/>
       </w:pPr>
       <w:r>
-        <w:t xml:space="preserve">Fort Sumter was fired on in April 1861. Both sides expected a short fight, a habit this book has already recorded in a later war and records here as the earlier instance. The first big battle, along a creek called Bull Run within a day's ride of the capital, ended with Union soldiers and civilian spectators fleeing back toward Washington. It was not going to be short.</w:t>
-      </w:r>
-    </w:p>
-    <w:p>
-      <w:pPr>
-        <w:spacing w:after="200"/>
-      </w:pPr>
-      <w:r>
-        <w:t xml:space="preserve">The next four years are a catalog of places that became synonyms for slaughter. Shiloh. Antietam, the single bloodiest day, where McClellan stopped Lee's first invasion of the North and Lincoln, waiting for a victory that was not a defeat, issued the Emancipation Proclamation to take effect at the new year. Gettysburg, in July 1863, where a charge up a long slope broke the Confederacy's second invasion. Vicksburg, surrendered the same week, which gave the Union the Mississippi and cut the Confederacy in two. The Wilderness, Spotsylvania, Cold Harbor, where Grant, unlike the generals before him, declined to treat a horrible month as a reason to stop. Sherman's army, marching from Atlanta to the sea, made war on the railroads, the barns, and the confidence of a society that had thought the fighting would stay at the front.</w:t>
+        <w:t xml:space="preserve">Fort Sumter was fired on in April 1861. Both sides expected a short fight, a habit this book has already recorded in a later war and records here as the earlier instance. The first big battle, along a creek called Bull Run within a day’s ride of the capital, ended with Union soldiers and civilian spectators fleeing back toward Washington. It was not going to be short.</w:t>
+      </w:r>
+    </w:p>
+    <w:p>
+      <w:pPr>
+        <w:spacing w:after="200"/>
+      </w:pPr>
+      <w:r>
+        <w:t xml:space="preserve">The next four years are a catalog of places that became synonyms for slaughter. Shiloh. Antietam, the single bloodiest day, where McClellan stopped Lee’s first invasion of the North and Lincoln, waiting for a victory that was not a defeat, issued the Emancipation Proclamation to take effect at the new year. Gettysburg, in July 1863, where a charge up a long slope broke the Confederacy’s second invasion. Vicksburg, surrendered the same week, which gave the Union the Mississippi and cut the Confederacy in two. The Wilderness, Spotsylvania, Cold Harbor, where Grant, unlike the generals before him, declined to treat a horrible month as a reason to stop. Sherman’s army, marching from Atlanta to the sea, made war on the railroads, the barns, and the confidence of a society that had thought the fighting would stay at the front.</w:t>
       </w:r>
     </w:p>
     <w:p>

--- a/The Dolphins' View of History/chapters/20 - The Republic, With Exceptions - America, 1776-1865.docx
+++ b/The Dolphins' View of History/chapters/20 - The Republic, With Exceptions - America, 1776-1865.docx
@@ -72,15 +72,15 @@
         <w:spacing w:after="200"/>
       </w:pPr>
       <w:r>
-        <w:t xml:space="preserve">By the late 1600s the colonies had sorted themselves into an economy. New England shipped fish, timber, and rum. The middle colonies grew grain. The Chesapeake and the Carolinas grew tobacco, rice, and, later, indigo, on the backs of enslaved people whose numbers rose by importation and by birth. Bacon’s Rebellion in Virginia in 1676, a fight between frontier settlers and a colonial governor that briefly united poor white men and enslaved Black men against the tidewater elite, frightened the men who owned the colony. The laws that followed drew a harder line between white servants and Black slaves. Dolphin historians read those statutes as a choice, not a custom that happened by itself. Racism, here, was also a labor policy.</w:t>
-      </w:r>
-    </w:p>
-    <w:p>
-      <w:pPr>
-        <w:spacing w:after="200"/>
-      </w:pPr>
-      <w:r>
-        <w:t xml:space="preserve">The eighteenth century made the colonies richer and more crowded. A war between Britain and France, fought from 1754 to 1763 across the Ohio country and called different names on different sides of the Atlantic, ended with France ejected from mainland North America and Britain in possession of a vast new inland claim and a very large debt. London wanted the colonies to help pay for the army that had just defended them, and wanted settlement held back from the Appalachian line so as not to start another war with Native nations immediately. The colonists, who had fought in the war and now wanted the land, experienced the taxes and the line as insult. Dolphin historians note that both descriptions were available at the time. The argument was about who would pay, and about who the land was for.</w:t>
+        <w:t xml:space="preserve">By the late 1600s the colonies had sorted themselves into an economy. New England shipped fish, timber, and rum. The middle colonies grew grain. The Chesapeake and the Carolinas grew tobacco, rice, and, later, indigo, on the backs of enslaved people whose numbers rose by importation and by birth. Bacon’s Rebellion in Virginia in 1676, a fight between frontier settlers and a colonial governor that briefly united poor white men and enslaved Black men against the tidewater elite, frightened the men who owned the colony. The laws that followed drew a harder line between white servants and Black slaves. Those statutes were a choice, not a custom that happened by itself. Racism, here, was also a labor policy.</w:t>
+      </w:r>
+    </w:p>
+    <w:p>
+      <w:pPr>
+        <w:spacing w:after="200"/>
+      </w:pPr>
+      <w:r>
+        <w:t xml:space="preserve">The eighteenth century made the colonies richer and more crowded. A war between Britain and France, fought from 1754 to 1763 across the Ohio country and called different names on different sides of the Atlantic, ended with France ejected from mainland North America and Britain in possession of a vast new inland claim and a very large debt. London wanted the colonies to help pay for the army that had just defended them, and wanted settlement held back from the Appalachian line so as not to start another war with Native nations immediately. The colonists, who had fought in the war and now wanted the land, experienced the taxes and the line as insult. Both descriptions were available at the time. The argument was about who would pay, and about who the land was for.</w:t>
       </w:r>
     </w:p>
     <w:p>
@@ -160,15 +160,15 @@
         <w:spacing w:after="200"/>
       </w:pPr>
       <w:r>
-        <w:t xml:space="preserve">They also made a bargain about slavery, and dolphin historians insist on reading the bargain in the open. An enslaved person would count as three-fifths of a person when seats in the House were allotted, which gave the enslaving states extra power in the national government without giving the enslaved any power at all. The importation of captive Africans was protected for twenty years. People who escaped bondage would be returned. None of this was an accident of wording. It was the price of a union that included South Carolina and Georgia. The men in the room knew what they were buying.</w:t>
-      </w:r>
-    </w:p>
-    <w:p>
-      <w:pPr>
-        <w:spacing w:after="200"/>
-      </w:pPr>
-      <w:r>
-        <w:t xml:space="preserve">Madison, Hamilton, and Jay then explained the machine in a series of newspaper essays, later called the Federalist Papers, which dolphin historians rank among the most intelligent things humans have written about how not to be ruled by a single will. The essays lost the argument in several states until the promise of a bill of rights was added. Those first ten amendments, ratified in 1791, listed freedoms of speech, religion, and assembly, and protections for the accused. They did not list the enslaved. A constitution can be brilliant and incomplete in the same paragraph.</w:t>
+        <w:t xml:space="preserve">They also made a bargain about slavery, and the bargain should be read in the open. An enslaved person would count as three-fifths of a person when seats in the House were allotted, which gave the enslaving states extra power in the national government without giving the enslaved any power at all. The importation of captive Africans was protected for twenty years. People who escaped bondage would be returned. None of this was an accident of wording. It was the price of a union that included South Carolina and Georgia. The men in the room knew what they were buying.</w:t>
+      </w:r>
+    </w:p>
+    <w:p>
+      <w:pPr>
+        <w:spacing w:after="200"/>
+      </w:pPr>
+      <w:r>
+        <w:t xml:space="preserve">Madison, Hamilton, and Jay then explained the machine in a series of newspaper essays, later called the Federalist Papers, still among the most intelligent things humans have written about how not to be ruled by a single will. The essays lost the argument in several states until the promise of a bill of rights was added. Those first ten amendments, ratified in 1791, listed freedoms of speech, religion, and assembly, and protections for the accused. They did not list the enslaved. A constitution can be brilliant and incomplete in the same paragraph.</w:t>
       </w:r>
     </w:p>
     <w:p>
@@ -204,7 +204,7 @@
         <w:spacing w:after="200"/>
       </w:pPr>
       <w:r>
-        <w:t xml:space="preserve">His Cabinet did not share his calm. Hamilton wanted a national bank, a funded debt, and an economy of credit and manufactures, and he wanted the capital on the Potomac as the price of getting Virginia to swallow the debt. Jefferson wanted farmers, a small state, and a sympathy for revolutionary France that Hamilton thought was a good way to get the new country invaded. The argument produced the first parties. It also produced, in 1800, an election so bitter that the losers went home and the government did not fall over. Dolphin historians underline the second fact. Peaceful defeat is a technology. Most of the governments in this book never installed it.</w:t>
+        <w:t xml:space="preserve">His Cabinet did not share his calm. Hamilton wanted a national bank, a funded debt, and an economy of credit and manufactures, and he wanted the capital on the Potomac as the price of getting Virginia to swallow the debt. Jefferson wanted farmers, a small state, and a sympathy for revolutionary France that Hamilton thought was a good way to get the new country invaded. The argument produced the first parties. It also produced, in 1800, an election so bitter that the losers went home and the government did not fall over. The second fact deserves the underline. Peaceful defeat is a technology. Most of the governments in this book never installed it.</w:t>
       </w:r>
     </w:p>
     <w:p>
@@ -248,7 +248,7 @@
         <w:spacing w:after="200"/>
       </w:pPr>
       <w:r>
-        <w:t xml:space="preserve">Jackson’s presidency made the democratic claim louder and the racial claim uglier at the same time. More white men could vote. The national bank was destroyed because Jackson said it served the rich, which it partly did. And when the Supreme Court, in Worcester v. Georgia, said the state could not simply seize Cherokee land, Jackson declined to enforce the decision. The Indian Removal Act had already passed. The Trail of Tears followed. Dolphin historians do not accept “the spirit of the age” as an alibi. The age had a court, and the president had a choice.</w:t>
+        <w:t xml:space="preserve">Jackson’s presidency made the democratic claim louder and the racial claim uglier at the same time. More white men could vote. The national bank was destroyed because Jackson said it served the rich, which it partly did. And when the Supreme Court, in Worcester v. Georgia, said the state could not simply seize Cherokee land, Jackson declined to enforce the decision. The Indian Removal Act had already passed. The Trail of Tears followed. “The spirit of the age” is not an alibi. The age had a court, and the president had a choice.</w:t>
       </w:r>
     </w:p>
     <w:p>
@@ -292,7 +292,7 @@
         <w:spacing w:after="200"/>
       </w:pPr>
       <w:r>
-        <w:t xml:space="preserve">The Compromise of 1850 tried another sedative. California would be free. The slave trade would end in the capital. And a harsher fugitive-slave law would require northerners to help capture people who had escaped. The law was obeyed often enough to horrify the people who had to watch it, and resisted often enough to horrify the people who had demanded it. Harriet Beecher Stowe’s novel of 1852, whatever its sentimental machinery, put the institution in parlors that had preferred not to picture it. Dolphin historians do not usually credit novels with changing countries. They make an exception, cautiously, for this one.</w:t>
+        <w:t xml:space="preserve">The Compromise of 1850 tried another sedative. California would be free. The slave trade would end in the capital. And a harsher fugitive-slave law would require northerners to help capture people who had escaped. The law was obeyed often enough to horrify the people who had to watch it, and resisted often enough to horrify the people who had demanded it. Harriet Beecher Stowe’s novel of 1852, whatever its sentimental machinery, put the institution in parlors that had preferred not to picture it. Novels do not usually change countries. They make an exception, cautiously, for this one.</w:t>
       </w:r>
     </w:p>
     <w:p>
@@ -308,7 +308,7 @@
         <w:spacing w:after="200"/>
       </w:pPr>
       <w:r>
-        <w:t xml:space="preserve">John Brown, who had killed in Kansas, tried in 1859 to start an uprising at Harpers Ferry with a handful of men and a cache of arms. He was captured, tried, and hanged. Many in the South read him as the North’s true intention. Many in the North, including people who thought his tactics were murder, found themselves treating the hanged man as a prophet. Dolphin historians observe that a country can pass the point of talking without passing a law that says so. Harpers Ferry was that point for a large number of people who had not yet admitted it.</w:t>
+        <w:t xml:space="preserve">John Brown, who had killed in Kansas, tried in 1859 to start an uprising at Harpers Ferry with a handful of men and a cache of arms. He was captured, tried, and hanged. Many in the South read him as the North’s true intention. Many in the North, including people who thought his tactics were murder, found themselves treating the hanged man as a prophet. A country can pass the point of talking without passing a law that says so. Harpers Ferry was that point for a large number of people who had not yet admitted it.</w:t>
       </w:r>
     </w:p>
     <w:p>
@@ -360,15 +360,15 @@
         <w:spacing w:after="200"/>
       </w:pPr>
       <w:r>
-        <w:t xml:space="preserve">Close to 180,000 Black men served in the Union army and navy, many of them newly freed, paid less than white soldiers for much of the war and buried, when they were buried with honor, in their own sections of the cemeteries. The Confederacy, late and desperate, argued about arming enslaved men and never did so in any numbers that mattered. One side was willing, at last, to let the people the war was about fight in it. Dolphin historians consider the contrast sufficient.</w:t>
-      </w:r>
-    </w:p>
-    <w:p>
-      <w:pPr>
-        <w:spacing w:after="200"/>
-      </w:pPr>
-      <w:r>
-        <w:t xml:space="preserve">Lee surrendered at Appomattox in April 1865. Lincoln was shot in a theater five days later by an actor who thought he was saving a country. The Thirteenth Amendment, already in motion, abolished slavery that December. The Fourteenth, ratified in 1868, wrote birthright citizenship and equal protection into the Constitution, aimed squarely at the people the original text had counted as fractions. The Fifteenth, in 1870, forbade denying the vote on account of race. For a few years, in the Reconstruction governments of the South, Black men voted, held office, and wrote constitutions that funded public schools. Then the violence arrived in force. The Ku Klux Klan and its cousins murdered, whipped, and intimidated. Washington tired of the expense and of the subject. In 1877 the last federal troops left the South in a political bargain, and the amendments stayed on paper while the state governments set about nullifying them in practice. A later chapter follows what that meant. Dolphin historians note here only that the war had ended, and the sentence had not yet won.</w:t>
+        <w:t xml:space="preserve">Close to 180,000 Black men served in the Union army and navy, many of them newly freed, paid less than white soldiers for much of the war and buried, when they were buried with honor, in their own sections of the cemeteries. The Confederacy, late and desperate, argued about arming enslaved men and never did so in any numbers that mattered. One side was willing, at last, to let the people the war was about fight in it. The contrast is sufficient.</w:t>
+      </w:r>
+    </w:p>
+    <w:p>
+      <w:pPr>
+        <w:spacing w:after="200"/>
+      </w:pPr>
+      <w:r>
+        <w:t xml:space="preserve">Lee surrendered at Appomattox in April 1865. Lincoln was shot in a theater five days later by an actor who thought he was saving a country. The Thirteenth Amendment, already in motion, abolished slavery that December. The Fourteenth, ratified in 1868, wrote birthright citizenship and equal protection into the Constitution, aimed squarely at the people the original text had counted as fractions. The Fifteenth, in 1870, forbade denying the vote on account of race. For a few years, in the Reconstruction governments of the South, Black men voted, held office, and wrote constitutions that funded public schools. Then the violence arrived in force. The Ku Klux Klan and its cousins murdered, whipped, and intimidated. Washington tired of the expense and of the subject. In 1877 the last federal troops left the South in a political bargain, and the amendments stayed on paper while the state governments set about nullifying them in practice. A later chapter follows what that meant. For now, note only that the war had ended, and the sentence had not yet won.</w:t>
       </w:r>
     </w:p>
     <w:p>

--- a/The Dolphins' View of History/chapters/20 - The Republic, With Exceptions - America, 1776-1865.docx
+++ b/The Dolphins' View of History/chapters/20 - The Republic, With Exceptions - America, 1776-1865.docx
@@ -5,6 +5,7 @@
     <w:p>
       <w:pPr>
         <w:pStyle w:val="Heading1"/>
+        <w:pageBreakBefore/>
         <w:spacing w:after="300"/>
         <w:jc w:val="center"/>
         <w:outlineLvl w:val="0"/>
@@ -15,9 +16,9 @@
           <w:rFonts w:ascii="Amazon Ember" w:cs="Amazon Ember" w:eastAsia="Amazon Ember" w:hAnsi="Amazon Ember"/>
           <w:b/>
           <w:bCs/>
-          <w:color w:val="0000FF"/>
-          <w:sz w:val="36"/>
-          <w:szCs w:val="36"/>
+          <w:color w:val="1F4E79"/>
+          <w:sz w:val="32"/>
+          <w:szCs w:val="32"/>
         </w:rPr>
         <w:t xml:space="preserve">1776–1865: The Republic, With Exceptions — America</w:t>
       </w:r>
@@ -36,9 +37,9 @@
           <w:rFonts w:ascii="Amazon Ember" w:cs="Amazon Ember" w:eastAsia="Amazon Ember" w:hAnsi="Amazon Ember"/>
           <w:b/>
           <w:bCs/>
-          <w:color w:val="0000FF"/>
-          <w:sz w:val="36"/>
-          <w:szCs w:val="36"/>
+          <w:color w:val="1F4E79"/>
+          <w:sz w:val="32"/>
+          <w:szCs w:val="32"/>
         </w:rPr>
         <w:t xml:space="preserve">Before the sentence</w:t>
       </w:r>
@@ -96,9 +97,9 @@
           <w:rFonts w:ascii="Amazon Ember" w:cs="Amazon Ember" w:eastAsia="Amazon Ember" w:hAnsi="Amazon Ember"/>
           <w:b/>
           <w:bCs/>
-          <w:color w:val="0000FF"/>
-          <w:sz w:val="36"/>
-          <w:szCs w:val="36"/>
+          <w:color w:val="1F4E79"/>
+          <w:sz w:val="32"/>
+          <w:szCs w:val="32"/>
         </w:rPr>
         <w:t xml:space="preserve">The war for a sentence</w:t>
       </w:r>
@@ -140,9 +141,9 @@
           <w:rFonts w:ascii="Amazon Ember" w:cs="Amazon Ember" w:eastAsia="Amazon Ember" w:hAnsi="Amazon Ember"/>
           <w:b/>
           <w:bCs/>
-          <w:color w:val="0000FF"/>
-          <w:sz w:val="36"/>
-          <w:szCs w:val="36"/>
+          <w:color w:val="1F4E79"/>
+          <w:sz w:val="32"/>
+          <w:szCs w:val="32"/>
         </w:rPr>
         <w:t xml:space="preserve">A machine for disagreement</w:t>
       </w:r>
@@ -184,9 +185,9 @@
           <w:rFonts w:ascii="Amazon Ember" w:cs="Amazon Ember" w:eastAsia="Amazon Ember" w:hAnsi="Amazon Ember"/>
           <w:b/>
           <w:bCs/>
-          <w:color w:val="0000FF"/>
-          <w:sz w:val="36"/>
-          <w:szCs w:val="36"/>
+          <w:color w:val="1F4E79"/>
+          <w:sz w:val="32"/>
+          <w:szCs w:val="32"/>
         </w:rPr>
         <w:t xml:space="preserve">The early republic</w:t>
       </w:r>
@@ -236,9 +237,9 @@
           <w:rFonts w:ascii="Amazon Ember" w:cs="Amazon Ember" w:eastAsia="Amazon Ember" w:hAnsi="Amazon Ember"/>
           <w:b/>
           <w:bCs/>
-          <w:color w:val="0000FF"/>
-          <w:sz w:val="36"/>
-          <w:szCs w:val="36"/>
+          <w:color w:val="1F4E79"/>
+          <w:sz w:val="32"/>
+          <w:szCs w:val="32"/>
         </w:rPr>
         <w:t xml:space="preserve">Removal, cotton, and the bargain coming apart</w:t>
       </w:r>
@@ -280,9 +281,9 @@
           <w:rFonts w:ascii="Amazon Ember" w:cs="Amazon Ember" w:eastAsia="Amazon Ember" w:hAnsi="Amazon Ember"/>
           <w:b/>
           <w:bCs/>
-          <w:color w:val="0000FF"/>
-          <w:sz w:val="36"/>
-          <w:szCs w:val="36"/>
+          <w:color w:val="1F4E79"/>
+          <w:sz w:val="32"/>
+          <w:szCs w:val="32"/>
         </w:rPr>
         <w:t xml:space="preserve">The crisis</w:t>
       </w:r>
@@ -332,9 +333,9 @@
           <w:rFonts w:ascii="Amazon Ember" w:cs="Amazon Ember" w:eastAsia="Amazon Ember" w:hAnsi="Amazon Ember"/>
           <w:b/>
           <w:bCs/>
-          <w:color w:val="0000FF"/>
-          <w:sz w:val="36"/>
-          <w:szCs w:val="36"/>
+          <w:color w:val="1F4E79"/>
+          <w:sz w:val="32"/>
+          <w:szCs w:val="32"/>
         </w:rPr>
         <w:t xml:space="preserve">The war, counted plainly</w:t>
       </w:r>
@@ -408,7 +409,7 @@
       </w:r>
     </w:p>
     <w:sectPr>
-      <w:pgSz w:w="12240" w:h="15840" w:orient="portrait"/>
+      <w:pgSz w:w="8640" w:h="12960" w:orient="portrait"/>
       <w:pgMar w:top="1440" w:right="1440" w:bottom="1440" w:left="1440" w:header="708" w:footer="708" w:gutter="0"/>
       <w:pgNumType/>
       <w:docGrid w:linePitch="360"/>

--- a/The Dolphins' View of History/chapters/20 - The Republic, With Exceptions - America, 1776-1865.docx
+++ b/The Dolphins' View of History/chapters/20 - The Republic, With Exceptions - America, 1776-1865.docx
@@ -222,6 +222,14 @@
       </w:pPr>
       <w:r>
         <w:t xml:space="preserve">Britain, still at war with France and still short of sailors, stopped American ships and took men off them. The United States declared war in 1812, invaded Canada without much success, and watched British troops burn the public buildings in Washington in 1814. A lawyer watching a fort hold out overnight wrote a poem that became the national anthem, a song about a flag that dolphin historians find long and, on the evidence of the war, a little ahead of the military situation. Andrew Jackson’s victory at New Orleans in January 1815 was real and also late: the peace treaty had already been signed, and the news had not arrived. The country decided it had won anyway. Countries often do.</w:t>
+      </w:r>
+    </w:p>
+    <w:p>
+      <w:pPr>
+        <w:spacing w:after="200"/>
+      </w:pPr>
+      <w:r>
+        <w:t xml:space="preserve">The new country was arguing itself into a vocabulary as well as a government. Noah Webster’s 1783 spelling book taught generations of American schoolchildren to read from the same primer, and his An American Dictionary of the English Language, finished after roughly two decades of work and 26 self-taught languages pressed into service for word origins, appeared in 1828. Webster trimmed British spellings he judged redundant, colour to color, theatre to theater, travelled to traveled, on a mix of simplifying principle and plain nationalism: a country that had just finished arguing its way out of a king, he thought, had no further use for the king’s spelling either. Dolphin historians, who settle every linguistic dispute they will ever have with one whistle per individual, rate two decades and twenty-six languages a thorough way to argue about which letters to keep.</w:t>
       </w:r>
     </w:p>
     <w:p>

--- a/The Dolphins' View of History/chapters/20 - The Republic, With Exceptions - America, 1776-1865.docx
+++ b/The Dolphins' View of History/chapters/20 - The Republic, With Exceptions - America, 1776-1865.docx
@@ -57,7 +57,7 @@
         <w:spacing w:after="200"/>
       </w:pPr>
       <w:r>
-        <w:t xml:space="preserve">In 1607 a company of Englishmen planted a fort at Jamestown, in the territory of the Powhatan confederacy, and nearly starved. They had come for gold and a passage to Asia and found mosquitoes, brackish water, and a people who already lived there. What saved the settlement was a crop. Tobacco, learned from Native cultivators and shipped to London, turned a sickly outpost into a business. Businesses require labor. In 1619 a privateer, the White Lion, sold “twenty and odd” captive Africans to the colonists. Dolphin historians mark the year without romance. The colony was twelve years old. Slavery and the settlement arrived as a pair.</w:t>
+        <w:t xml:space="preserve">In 1607 a company of Englishmen planted a fort at Jamestown, in the territory of the Powhatan confederacy, and nearly starved. They had come for gold and a passage to Asia and found mosquitoes, brackish water, and a people who already lived there. What saved the settlement was a crop. Tobacco turned a sickly outpost into a business — not the harsh local variety the Powhatan grew, but a sweeter Caribbean strain John Rolfe began planting around 1612 from smuggled Spanish seed, grown and cured with methods adapted from Native practice and shipped to London. Businesses require labor. In 1619 a privateer, the White Lion, sold “twenty and odd” captive Africans to the colonists. Dolphin historians mark the year without romance, though the colony did not yet have a law of hereditary slavery: that was built statute by statute over the following eighty-five years, through Virginia’s 1662 and 1705 slave codes. What arrived in 1619 was the colony’s first cargo of forced, unfree African labor; the legal machinery of race-based slavery came after.</w:t>
       </w:r>
     </w:p>
     <w:p>
